--- a/res/programmes/Azure-DevOps-Engineer-45h-FR.docx
+++ b/res/programmes/Azure-DevOps-Engineer-45h-FR.docx
@@ -212,7 +212,7 @@
         <w:pStyle w:val="ProgBody"/>
       </w:pPr>
       <w:r>
-        <w:t>Ce programme apprend aux participants à concevoir et faire vivre des pratiques DevOps sur Microsoft Azure et prépare l’examen AZ-400 de la certification DevOps Engineer Expert. Ils planifient le travail avec Azure Boards et GitHub Projects, gèrent le code dans Azure Repos et GitHub, construisent des pipelines YAML avec templates, builds de conteneurs et flux de paquets, provisionnent l’infrastructure avec Bicep et Terraform, déploient sur AKS avec approbations et stratégies de livraison progressive, sécurisent les pipelines avec Key Vault, la fédération d’identité de charge de travail et GitHub Advanced Security, et bouclent avec Application Insights. Chaque chapitre se termine par un TP, un entraînement à l’examen clôt le contenu, et le programme s’achève par un projet final : un projet Azure DevOps complet, construit et présenté par chaque équipe.</w:t>
+        <w:t>Ce programme apprend aux participants à faire vivre des pratiques DevOps sur Microsoft Azure et prépare l’examen AZ-400 de la certification DevOps Engineer Expert. Ils planifient avec Azure Boards et GitHub Projects, gèrent le code dans Azure Repos et GitHub, construisent des pipelines YAML testés avec builds de conteneurs et flux de paquets, provisionnent l’infrastructure avec Bicep et Terraform, livrent progressivement sur AKS avec approbations, sécurisent les pipelines sans identifiants stockés, et bouclent avec Application Insights. Un entraînement à l’examen clôt le contenu, et le programme s’achève par un projet Azure DevOps complet, construit et présenté par chaque équipe.</w:t>
       </w:r>
     </w:p>
     <w:p>
@@ -321,7 +321,7 @@
               <w:keepNext/>
             </w:pPr>
             <w:r>
-              <w:t>Planification et gestion du code source</w:t>
+              <w:t>Planification et code source</w:t>
             </w:r>
           </w:p>
         </w:tc>
@@ -335,7 +335,7 @@
               <w:keepNext/>
             </w:pPr>
             <w:r>
-              <w:t>Azure Boards, GitHub Projects, indicateurs de flux, Azure Repos et GitHub, stratégies de branche</w:t>
+              <w:t>Azure Boards, GitHub Projects, Azure Repos et GitHub, stratégies de branche</w:t>
             </w:r>
           </w:p>
         </w:tc>
@@ -393,7 +393,7 @@
               <w:keepNext/>
             </w:pPr>
             <w:r>
-              <w:t>Pipelines YAML, templates, builds de conteneurs vers ACR, Azure Artifacts, GitHub Actions</w:t>
+              <w:t>Pipelines YAML, templates, ACR, Azure Artifacts, GitHub Actions</w:t>
             </w:r>
           </w:p>
         </w:tc>
@@ -495,7 +495,7 @@
               <w:keepNext/>
             </w:pPr>
             <w:r>
-              <w:t>Sécurité, supervision et préparation à l’examen</w:t>
+              <w:t>Sécurité et supervision</w:t>
             </w:r>
           </w:p>
         </w:tc>
@@ -509,7 +509,7 @@
               <w:keepNext/>
             </w:pPr>
             <w:r>
-              <w:t>Key Vault, fédération d’identité de charge de travail, Advanced Security, Application Insights, AZ-400</w:t>
+              <w:t>Key Vault, identité fédérée, Advanced Security, Application Insights, préparation AZ-400</w:t>
             </w:r>
           </w:p>
         </w:tc>
@@ -782,7 +782,7 @@
               <w:pStyle w:val="ProgTableText"/>
             </w:pPr>
             <w:r>
-              <w:t>Azure Administrator (cours) ou Ingénierie DevOps (cours) : administration Azure ou bases de l’intégration et de la livraison continues. La certification AZ-400 exige aussi l’AZ-104 ou l’AZ-204</w:t>
+              <w:t>Administration Azure (cours : Azure Administrator) ou bases de la CI/CD (cours : Ingénierie DevOps) ; non réenseignées. La certification Expert exige aussi Azure Administrator ou Azure Developer Associate</w:t>
             </w:r>
           </w:p>
         </w:tc>
@@ -866,7 +866,7 @@
               <w:pStyle w:val="ProgTableText"/>
             </w:pPr>
             <w:r>
-              <w:t>Un portable par participant (Git, Azure CLI, VS Code, Docker) ; une organisation Azure DevOps, une organisation GitHub et un abonnement Azure par équipe avec alerte budgétaire, fournis par l’organisateur ; clusters AKS et groupes de ressources supprimés à la fin de chaque TP pour maîtriser les coûts</w:t>
+              <w:t>Un portable par participant (Git, Azure CLI, VS Code, Docker) ; par équipe, une organisation Azure DevOps et une organisation GitHub (Advanced Security activé) et un abonnement Azure avec alerte budgétaire, fournis par l’organisateur ; ressources supprimées après chaque TP</w:t>
             </w:r>
           </w:p>
         </w:tc>
@@ -894,7 +894,7 @@
               <w:pStyle w:val="ProgTableText"/>
             </w:pPr>
             <w:r>
-              <w:t>Un TP validé à la fin de chaque phase, des questions d’entraînement à l’examen et un projet final présenté au groupe ; attestation de formation pour les participants qui valident les TP et le projet</w:t>
+              <w:t>Un TP validé par phase, des questions d’entraînement à l’examen et un projet final présenté au groupe ; attestation de formation pour les participants qui valident les TP et le projet</w:t>
             </w:r>
           </w:p>
         </w:tc>
@@ -922,7 +922,7 @@
               <w:pStyle w:val="ProgTableText"/>
             </w:pPr>
             <w:r>
-              <w:t>Les participants savent faire passer une application d’un élément de backlog planifié à une livraison canary supervisée sur AKS via des pipelines sécurisés, et se présenter à l’examen AZ-400</w:t>
+              <w:t>Les participants savent faire passer une application du backlog à une livraison canary supervisée sur AKS via des pipelines sécurisés, et se présenter à l’examen AZ-400</w:t>
             </w:r>
           </w:p>
         </w:tc>
@@ -943,7 +943,7 @@
         <w:pStyle w:val="Heading1"/>
       </w:pPr>
       <w:r>
-        <w:t>Planification et gestion du code source</w:t>
+        <w:t>Planification et code source</w:t>
       </w:r>
     </w:p>
     <w:p>
@@ -951,7 +951,7 @@
         <w:pStyle w:val="ProgIntro"/>
       </w:pPr>
       <w:r>
-        <w:t>Les participants planifient le travail sur l’application du cours avec Azure Boards et GitHub Projects et en mesurent le flux, puis gèrent le code dans Azure Repos et GitHub avec une stratégie de branches, des pull requests et des stratégies de branche. TP validé : un élément de backlog lié à une branche, une pull request relue et une branche principale protégée.</w:t>
+        <w:t>Les participants planifient le travail sur l’application du cours avec Azure Boards et GitHub Projects et en mesurent le flux, puis gèrent le code dans Azure Repos et GitHub avec un modèle de branches, des pull requests et des stratégies de branche. TP validé : un élément de backlog lié à une branche, une pull request relue et une branche principale protégée.</w:t>
       </w:r>
     </w:p>
     <w:tbl>
@@ -1073,7 +1073,7 @@
               <w:pStyle w:val="ProgTableText"/>
             </w:pPr>
             <w:r>
-              <w:t>Azure Boards, planification agile, GitHub Projects, indicateurs de flux</w:t>
+              <w:t>Azure Boards, planification agile, GitHub Projects, indicateurs de flux, tableaux de bord ; wikis, documentation Markdown et Mermaid, notes de version, webhooks</w:t>
             </w:r>
           </w:p>
         </w:tc>
@@ -1140,7 +1140,7 @@
               <w:pStyle w:val="ProgTableText"/>
             </w:pPr>
             <w:r>
-              <w:t>Azure Repos et GitHub, stratégies de branches, pull requests et stratégies de branche</w:t>
+              <w:t>Azure Repos et GitHub, modèles de branches, pull requests et stratégies de branche, permissions des dépôts, Git LFS, récupération et purge de données</w:t>
             </w:r>
           </w:p>
         </w:tc>
@@ -1195,7 +1195,7 @@
         <w:pStyle w:val="ProgIntro"/>
       </w:pPr>
       <w:r>
-        <w:t>Les participants construisent l’application du cours avec Azure Pipelines en YAML, factorisent le pipeline en templates, construisent et poussent des images vers Azure Container Registry, publient des paquets versionnés dans Azure Artifacts, et lancent le même build depuis GitHub Actions vers Azure. TP validé : une pull request qui déclenche un pipeline à base de templates publiant une image versionnée dans ACR et un paquet dans un flux.</w:t>
+        <w:t>Les participants construisent l’application du cours avec Azure Pipelines en YAML, factorisent le pipeline en templates, construisent et poussent des images vers Azure Container Registry, publient des paquets versionnés dans Azure Artifacts, et lancent le même build depuis GitHub Actions vers Azure. TP validé : une pull request validée par un pipeline à base de templates, puis la fusion qui publie une image versionnée dans ACR et un paquet dans un flux.</w:t>
       </w:r>
     </w:p>
     <w:tbl>
@@ -1317,7 +1317,7 @@
               <w:pStyle w:val="ProgTableText"/>
             </w:pPr>
             <w:r>
-              <w:t>Pipelines YAML, agents et pools, étapes (stages), jobs et steps</w:t>
+              <w:t>Pipelines YAML, agents et pools, déclencheurs, phases (stages), travaux (jobs) et étapes (steps) ; stratégie de test, couverture de code, seuils de qualité</w:t>
             </w:r>
           </w:p>
         </w:tc>
@@ -1451,7 +1451,7 @@
               <w:pStyle w:val="ProgTableText"/>
             </w:pPr>
             <w:r>
-              <w:t>Azure Artifacts, flux et sources amont, gestion des versions, GitHub Actions vers Azure</w:t>
+              <w:t>Azure Artifacts et GitHub Packages, flux, vues et sources amont, versionnement SemVer ; GitHub Actions vers Azure avec OpenID Connect ; santé des pipelines, rétention, migration des pipelines classiques vers YAML</w:t>
             </w:r>
           </w:p>
         </w:tc>
@@ -1506,7 +1506,7 @@
         <w:pStyle w:val="ProgIntro"/>
       </w:pPr>
       <w:r>
-        <w:t>Les participants provisionnent l’environnement du cours avec Bicep et Terraform et maintiennent la configuration des machines dans un état attendu, créent un cluster AKS et y déploient depuis les pipelines, puis livrent en sécurité avec environnements, approbations et vérifications, déploiements blue-green et canary et feature flags. TP validé : une livraison canary sur AKS promue après approbation, avec une infrastructure créée par le pipeline.</w:t>
+        <w:t>Les participants provisionnent l’environnement du cours avec Bicep et Terraform et maintiennent la configuration des machines dans un état attendu, créent un cluster AKS et y déploient depuis les pipelines, puis livrent en sécurité avec environnements, approbations et vérifications, déploiements blue-green et canary et indicateurs de fonctionnalité (feature flags). TP validé : une livraison canary sur AKS promue après approbation, avec une infrastructure créée par le pipeline.</w:t>
       </w:r>
     </w:p>
     <w:tbl>
@@ -1628,7 +1628,7 @@
               <w:pStyle w:val="ProgTableText"/>
             </w:pPr>
             <w:r>
-              <w:t>Bicep, Terraform sur Azure, configuration d’état souhaité avec Azure Machine Configuration</w:t>
+              <w:t>Bicep, Terraform sur Azure, configuration d’état souhaité avec Azure Machine Configuration (Automation State Configuration, service historique) ; Azure Deployment Environments</w:t>
             </w:r>
           </w:p>
         </w:tc>
@@ -1762,7 +1762,7 @@
               <w:pStyle w:val="ProgTableText"/>
             </w:pPr>
             <w:r>
-              <w:t>Environnements, approbations et vérifications, blue-green, canary, feature flags</w:t>
+              <w:t>Environnements, approbations et vérifications, blue-green, canary, emplacements de déploiement, indicateurs de fonctionnalité (feature flags) avec Azure App Configuration</w:t>
             </w:r>
           </w:p>
         </w:tc>
@@ -1809,7 +1809,7 @@
         <w:pStyle w:val="Heading1"/>
       </w:pPr>
       <w:r>
-        <w:t>Sécurité, supervision et préparation à l’examen</w:t>
+        <w:t>Sécurité et supervision</w:t>
       </w:r>
     </w:p>
     <w:p>
@@ -1817,7 +1817,7 @@
         <w:pStyle w:val="ProgIntro"/>
       </w:pPr>
       <w:r>
-        <w:t>Les participants retirent les secrets des pipelines avec Key Vault et des connexions de service fondées sur la fédération d’identité de charge de travail, analysent code et dépendances avec GitHub Advanced Security for Azure DevOps et Defender for Cloud, puis bouclent avec Application Insights, KQL, tableaux de bord et alertes avant de s’entraîner sur des questions AZ-400. TP validé : un pipeline sans identifiant stocké qui échoue sur un secret divulgué, et une alerte sur le taux d’échec de l’application.</w:t>
+        <w:t>Les participants retirent les secrets des pipelines avec Key Vault et des connexions de service fondées sur la fédération d’identité de charge de travail, analysent code et dépendances avec GitHub Advanced Security for Azure DevOps et Defender for Cloud, puis bouclent avec Application Insights, KQL, tableaux de bord et alertes avant de s’entraîner sur des questions AZ-400. TP validé : un pipeline qui déploie sans identifiant stocké, un push contenant un secret bloqué par la protection des push, et une alerte sur le taux d’échec de l’application.</w:t>
       </w:r>
     </w:p>
     <w:tbl>
@@ -1939,7 +1939,7 @@
               <w:pStyle w:val="ProgTableText"/>
             </w:pPr>
             <w:r>
-              <w:t>Key Vault, connexions de service avec fédération d’identité de charge de travail, permissions, GitHub Advanced Security for Azure DevOps, sécurité DevOps de Defender for Cloud</w:t>
+              <w:t>Key Vault, connexions de service avec fédération d’identité de charge de travail, permissions, GitHub Advanced Security for Azure DevOps, sécurité DevOps de Defender for Cloud, GitHub Apps et GITHUB_TOKEN, groupes de sécurité Azure DevOps</w:t>
             </w:r>
           </w:p>
         </w:tc>
@@ -2006,7 +2006,7 @@
               <w:pStyle w:val="ProgTableText"/>
             </w:pPr>
             <w:r>
-              <w:t>Application Insights, KQL, tableaux de bord, alertes</w:t>
+              <w:t>Application Insights, Container insights, KQL, tableaux de bord, alertes</w:t>
             </w:r>
           </w:p>
         </w:tc>

--- a/res/programmes/Azure-DevOps-Engineer-45h-FR.docx
+++ b/res/programmes/Azure-DevOps-Engineer-45h-FR.docx
@@ -32,7 +32,13 @@
                     <pic:cNvPicPr/>
                   </pic:nvPicPr>
                   <pic:blipFill>
-                    <a:blip r:embed="rId12"/>
+                    <a:blip r:embed="rId12">
+                      <a:extLst>
+                        <a:ext uri="{96DAC541-7B7A-43D3-8B79-37D633B846F1}">
+                          <asvg:svgBlip xmlns:asvg="http://schemas.microsoft.com/office/drawing/2016/SVG/main" r:embed="rId13"/>
+                        </a:ext>
+                      </a:extLst>
+                    </a:blip>
                     <a:stretch>
                       <a:fillRect/>
                     </a:stretch>
@@ -132,7 +138,7 @@
             <w:r>
               <w:drawing>
                 <wp:inline xmlns:a="http://schemas.openxmlformats.org/drawingml/2006/main" xmlns:pic="http://schemas.openxmlformats.org/drawingml/2006/picture">
-                  <wp:extent cx="516649" cy="486000"/>
+                  <wp:extent cx="516563" cy="486000"/>
                   <wp:docPr id="901" name="Picture 901"/>
                   <wp:cNvGraphicFramePr>
                     <a:graphicFrameLocks noChangeAspect="1"/>
@@ -145,7 +151,13 @@
                           <pic:cNvPicPr/>
                         </pic:nvPicPr>
                         <pic:blipFill>
-                          <a:blip r:embed="rId13"/>
+                          <a:blip r:embed="rId14">
+                            <a:extLst>
+                              <a:ext uri="{96DAC541-7B7A-43D3-8B79-37D633B846F1}">
+                                <asvg:svgBlip xmlns:asvg="http://schemas.microsoft.com/office/drawing/2016/SVG/main" r:embed="rId15"/>
+                              </a:ext>
+                            </a:extLst>
+                          </a:blip>
                           <a:stretch>
                             <a:fillRect/>
                           </a:stretch>
@@ -153,7 +165,7 @@
                         <pic:spPr>
                           <a:xfrm>
                             <a:off x="0" y="0"/>
-                            <a:ext cx="516649" cy="486000"/>
+                            <a:ext cx="516563" cy="486000"/>
                           </a:xfrm>
                           <a:prstGeom prst="rect"/>
                         </pic:spPr>
@@ -2497,7 +2509,7 @@
     <w:r>
       <w:drawing>
         <wp:inline xmlns:a="http://schemas.openxmlformats.org/drawingml/2006/main" xmlns:pic="http://schemas.openxmlformats.org/drawingml/2006/picture">
-          <wp:extent cx="114811" cy="108000"/>
+          <wp:extent cx="114792" cy="108000"/>
           <wp:docPr id="1" name="Picture 1"/>
           <wp:cNvGraphicFramePr>
             <a:graphicFrameLocks noChangeAspect="1"/>
@@ -2510,7 +2522,13 @@
                   <pic:cNvPicPr/>
                 </pic:nvPicPr>
                 <pic:blipFill>
-                  <a:blip r:embed="rId1"/>
+                  <a:blip r:embed="rId1">
+                    <a:extLst>
+                      <a:ext uri="{96DAC541-7B7A-43D3-8B79-37D633B846F1}">
+                        <asvg:svgBlip xmlns:asvg="http://schemas.microsoft.com/office/drawing/2016/SVG/main" r:embed="rId2"/>
+                      </a:ext>
+                    </a:extLst>
+                  </a:blip>
                   <a:stretch>
                     <a:fillRect/>
                   </a:stretch>
@@ -2518,7 +2536,7 @@
                 <pic:spPr>
                   <a:xfrm>
                     <a:off x="0" y="0"/>
-                    <a:ext cx="114811" cy="108000"/>
+                    <a:ext cx="114792" cy="108000"/>
                   </a:xfrm>
                   <a:prstGeom prst="rect"/>
                 </pic:spPr>
